--- a/Лаб 2.docx
+++ b/Лаб 2.docx
@@ -2260,46 +2260,6 @@
         </w:rPr>
         <w:t>2FA, керуванням банківськими картками та сповіщеннями.</w:t>
       </w:r>
-    </w:p>
-    <w:p>
-      <w:pPr>
-        <w:pStyle w:val="aa"/>
-        <w:rPr>
-          <w:sz w:val="28"/>
-          <w:szCs w:val="28"/>
-        </w:rPr>
-      </w:pPr>
-      <w:r>
-        <w:rPr>
-          <w:sz w:val="28"/>
-          <w:szCs w:val="28"/>
-        </w:rPr>
-        <w:t xml:space="preserve">Ця база повністю готова для передачі розробникам або подальшого </w:t>
-      </w:r>
-      <w:proofErr w:type="spellStart"/>
-      <w:r>
-        <w:rPr>
-          <w:sz w:val="28"/>
-          <w:szCs w:val="28"/>
-        </w:rPr>
-        <w:t>прототипування</w:t>
-      </w:r>
-      <w:proofErr w:type="spellEnd"/>
-      <w:r>
-        <w:rPr>
-          <w:sz w:val="28"/>
-          <w:szCs w:val="28"/>
-        </w:rPr>
-        <w:t xml:space="preserve"> інтерактивних переходів.</w:t>
-      </w:r>
-    </w:p>
-    <w:p>
-      <w:pPr>
-        <w:rPr>
-          <w:sz w:val="28"/>
-          <w:szCs w:val="28"/>
-        </w:rPr>
-      </w:pPr>
     </w:p>
     <w:sectPr>
       <w:pgSz w:w="11906" w:h="16838"/>
@@ -3106,7 +3066,6 @@
     <w:name w:val="Normal (Web)"/>
     <w:basedOn w:val="a"/>
     <w:uiPriority w:val="99"/>
-    <w:semiHidden/>
     <w:unhideWhenUsed/>
     <w:rsid w:val="00E83832"/>
     <w:pPr>
